--- a/rapport1.docx
+++ b/rapport1.docx
@@ -8,14 +8,12 @@
           <w:lang w:val="fr-FR"/>
         </w:rPr>
       </w:pPr>
-      <w:proofErr w:type="spellStart"/>
       <w:r>
         <w:rPr>
           <w:lang w:val="fr-FR"/>
         </w:rPr>
         <w:t>Hgghghjjh</w:t>
       </w:r>
-      <w:proofErr w:type="spellEnd"/>
     </w:p>
     <w:p>
       <w:pPr>
@@ -27,7 +25,33 @@
         <w:rPr>
           <w:lang w:val="fr-FR"/>
         </w:rPr>
-        <w:t>jhhjhjkxw</w:t>
+        <w:t>J</w:t>
+      </w:r>
+      <w:r>
+        <w:rPr>
+          <w:lang w:val="fr-FR"/>
+        </w:rPr>
+        <w:t>hhjhjkxw</w:t>
+      </w:r>
+    </w:p>
+    <w:p>
+      <w:pPr>
+        <w:rPr>
+          <w:lang w:val="fr-FR"/>
+        </w:rPr>
+      </w:pPr>
+      <w:r>
+        <w:rPr>
+          <w:lang w:val="fr-FR"/>
+        </w:rPr>
+        <w:t>Jhshqsh</w:t>
+      </w:r>
+      <w:r>
+        <w:rPr>
+          <w:lang w:val="fr-FR"/>
+        </w:rPr>
+        <w:br/>
+        <w:t>qshghjqshjqsgh</w:t>
       </w:r>
     </w:p>
     <w:sectPr>

--- a/rapport1.docx
+++ b/rapport1.docx
@@ -1,6 +1,6 @@
 
 <file path=word/document.xml><?xml version="1.0" encoding="utf-8"?>
-<w:document xmlns:wpc="http://schemas.microsoft.com/office/word/2010/wordprocessingCanvas" xmlns:cx="http://schemas.microsoft.com/office/drawing/2014/chartex" xmlns:cx1="http://schemas.microsoft.com/office/drawing/2015/9/8/chartex" xmlns:cx2="http://schemas.microsoft.com/office/drawing/2015/10/21/chartex" xmlns:cx3="http://schemas.microsoft.com/office/drawing/2016/5/9/chartex" xmlns:cx4="http://schemas.microsoft.com/office/drawing/2016/5/10/chartex" xmlns:cx5="http://schemas.microsoft.com/office/drawing/2016/5/11/chartex" xmlns:cx6="http://schemas.microsoft.com/office/drawing/2016/5/12/chartex" xmlns:cx7="http://schemas.microsoft.com/office/drawing/2016/5/13/chartex" xmlns:cx8="http://schemas.microsoft.com/office/drawing/2016/5/14/chartex" xmlns:mc="http://schemas.openxmlformats.org/markup-compatibility/2006" xmlns:aink="http://schemas.microsoft.com/office/drawing/2016/ink" xmlns:am3d="http://schemas.microsoft.com/office/drawing/2017/model3d" xmlns:o="urn:schemas-microsoft-com:office:office" xmlns:oel="http://schemas.microsoft.com/office/2019/extlst" xmlns:r="http://schemas.openxmlformats.org/officeDocument/2006/relationships" xmlns:m="http://schemas.openxmlformats.org/officeDocument/2006/math" xmlns:v="urn:schemas-microsoft-com:vml" xmlns:wp14="http://schemas.microsoft.com/office/word/2010/wordprocessingDrawing" xmlns:wp="http://schemas.openxmlformats.org/drawingml/2006/wordprocessingDrawing" xmlns:w10="urn:schemas-microsoft-com:office:word" xmlns:w="http://schemas.openxmlformats.org/wordprocessingml/2006/main" xmlns:w14="http://schemas.microsoft.com/office/word/2010/wordml" xmlns:w15="http://schemas.microsoft.com/office/word/2012/wordml" xmlns:w16cex="http://schemas.microsoft.com/office/word/2018/wordml/cex" xmlns:w16cid="http://schemas.microsoft.com/office/word/2016/wordml/cid" xmlns:w16="http://schemas.microsoft.com/office/word/2018/wordml" xmlns:w16du="http://schemas.microsoft.com/office/word/2023/wordml/word16du" xmlns:w16sdtdh="http://schemas.microsoft.com/office/word/2020/wordml/sdtdatahash" xmlns:w16sdtfl="http://schemas.microsoft.com/office/word/2024/wordml/sdtformatlock" xmlns:w16se="http://schemas.microsoft.com/office/word/2015/wordml/symex" xmlns:wpg="http://schemas.microsoft.com/office/word/2010/wordprocessingGroup" xmlns:wpi="http://schemas.microsoft.com/office/word/2010/wordprocessingInk" xmlns:wne="http://schemas.microsoft.com/office/word/2006/wordml" xmlns:wps="http://schemas.microsoft.com/office/word/2010/wordprocessingShape" mc:Ignorable="w14 w15 w16se w16cid w16 w16cex w16sdtdh w16sdtfl w16du wp14">
+<w:document xmlns:wpc="http://schemas.microsoft.com/office/word/2010/wordprocessingCanvas" xmlns:mc="http://schemas.openxmlformats.org/markup-compatibility/2006" xmlns:o="urn:schemas-microsoft-com:office:office" xmlns:r="http://schemas.openxmlformats.org/officeDocument/2006/relationships" xmlns:m="http://schemas.openxmlformats.org/officeDocument/2006/math" xmlns:v="urn:schemas-microsoft-com:vml" xmlns:wp14="http://schemas.microsoft.com/office/word/2010/wordprocessingDrawing" xmlns:wp="http://schemas.openxmlformats.org/drawingml/2006/wordprocessingDrawing" xmlns:w10="urn:schemas-microsoft-com:office:word" xmlns:w="http://schemas.openxmlformats.org/wordprocessingml/2006/main" xmlns:w14="http://schemas.microsoft.com/office/word/2010/wordml" xmlns:w15="http://schemas.microsoft.com/office/word/2012/wordml" xmlns:wpg="http://schemas.microsoft.com/office/word/2010/wordprocessingGroup" xmlns:wpi="http://schemas.microsoft.com/office/word/2010/wordprocessingInk" xmlns:wne="http://schemas.microsoft.com/office/word/2006/wordml" xmlns:wps="http://schemas.microsoft.com/office/word/2010/wordprocessingShape" mc:Ignorable="w14 w15 wp14">
   <w:body>
     <w:p>
       <w:pPr>
@@ -8,12 +8,14 @@
           <w:lang w:val="fr-FR"/>
         </w:rPr>
       </w:pPr>
+      <w:proofErr w:type="spellStart"/>
       <w:r>
         <w:rPr>
           <w:lang w:val="fr-FR"/>
         </w:rPr>
         <w:t>Hgghghjjh</w:t>
       </w:r>
+      <w:proofErr w:type="spellEnd"/>
     </w:p>
     <w:p>
       <w:pPr>
@@ -21,6 +23,7 @@
           <w:lang w:val="fr-FR"/>
         </w:rPr>
       </w:pPr>
+      <w:proofErr w:type="spellStart"/>
       <w:r>
         <w:rPr>
           <w:lang w:val="fr-FR"/>
@@ -33,6 +36,7 @@
         </w:rPr>
         <w:t>hhjhjkxw</w:t>
       </w:r>
+      <w:proofErr w:type="spellEnd"/>
     </w:p>
     <w:p>
       <w:pPr>
@@ -40,19 +44,67 @@
           <w:lang w:val="fr-FR"/>
         </w:rPr>
       </w:pPr>
+      <w:proofErr w:type="spellStart"/>
       <w:r>
         <w:rPr>
           <w:lang w:val="fr-FR"/>
         </w:rPr>
         <w:t>Jhshqsh</w:t>
       </w:r>
+      <w:proofErr w:type="spellEnd"/>
       <w:r>
         <w:rPr>
           <w:lang w:val="fr-FR"/>
         </w:rPr>
         <w:br/>
+      </w:r>
+      <w:proofErr w:type="spellStart"/>
+      <w:r>
+        <w:rPr>
+          <w:lang w:val="fr-FR"/>
+        </w:rPr>
         <w:t>qshghjqshjqsgh</w:t>
       </w:r>
+      <w:proofErr w:type="spellEnd"/>
+    </w:p>
+    <w:p>
+      <w:pPr>
+        <w:rPr>
+          <w:lang w:val="fr-FR"/>
+        </w:rPr>
+      </w:pPr>
+      <w:proofErr w:type="spellStart"/>
+      <w:r>
+        <w:rPr>
+          <w:lang w:val="fr-FR"/>
+        </w:rPr>
+        <w:t>Jjkjkjkj</w:t>
+      </w:r>
+      <w:proofErr w:type="spellEnd"/>
+    </w:p>
+    <w:p>
+      <w:pPr>
+        <w:rPr>
+          <w:lang w:val="fr-FR"/>
+        </w:rPr>
+      </w:pPr>
+      <w:proofErr w:type="spellStart"/>
+      <w:r>
+        <w:rPr>
+          <w:lang w:val="fr-FR"/>
+        </w:rPr>
+        <w:t>Jkhjkjkjk</w:t>
+      </w:r>
+      <w:proofErr w:type="spellEnd"/>
+    </w:p>
+    <w:p>
+      <w:pPr>
+        <w:rPr>
+          <w:lang w:val="fr-FR"/>
+        </w:rPr>
+      </w:pPr>
+      <w:bookmarkStart w:id="0" w:name="_GoBack"/>
+      <w:bookmarkEnd w:id="0"/>
     </w:p>
     <w:sectPr>
       <w:pgSz w:w="11906" w:h="16838"/>
@@ -65,7 +117,7 @@
 </file>
 
 <file path=word/styles.xml><?xml version="1.0" encoding="utf-8"?>
-<w:styles xmlns:mc="http://schemas.openxmlformats.org/markup-compatibility/2006" xmlns:r="http://schemas.openxmlformats.org/officeDocument/2006/relationships" xmlns:w="http://schemas.openxmlformats.org/wordprocessingml/2006/main" xmlns:w14="http://schemas.microsoft.com/office/word/2010/wordml" xmlns:w15="http://schemas.microsoft.com/office/word/2012/wordml" xmlns:w16cex="http://schemas.microsoft.com/office/word/2018/wordml/cex" xmlns:w16cid="http://schemas.microsoft.com/office/word/2016/wordml/cid" xmlns:w16="http://schemas.microsoft.com/office/word/2018/wordml" xmlns:w16du="http://schemas.microsoft.com/office/word/2023/wordml/word16du" xmlns:w16sdtdh="http://schemas.microsoft.com/office/word/2020/wordml/sdtdatahash" xmlns:w16sdtfl="http://schemas.microsoft.com/office/word/2024/wordml/sdtformatlock" xmlns:w16se="http://schemas.microsoft.com/office/word/2015/wordml/symex" mc:Ignorable="w14 w15 w16se w16cid w16 w16cex w16sdtdh w16sdtfl w16du">
+<w:styles xmlns:mc="http://schemas.openxmlformats.org/markup-compatibility/2006" xmlns:r="http://schemas.openxmlformats.org/officeDocument/2006/relationships" xmlns:w="http://schemas.openxmlformats.org/wordprocessingml/2006/main" xmlns:w14="http://schemas.microsoft.com/office/word/2010/wordml" xmlns:w15="http://schemas.microsoft.com/office/word/2012/wordml" mc:Ignorable="w14 w15">
   <w:docDefaults>
     <w:rPrDefault>
       <w:rPr>
@@ -81,7 +133,7 @@
       </w:pPr>
     </w:pPrDefault>
   </w:docDefaults>
-  <w:latentStyles w:defLockedState="0" w:defUIPriority="99" w:defSemiHidden="0" w:defUnhideWhenUsed="0" w:defQFormat="0" w:count="376">
+  <w:latentStyles w:defLockedState="0" w:defUIPriority="99" w:defSemiHidden="0" w:defUnhideWhenUsed="0" w:defQFormat="0" w:count="371">
     <w:lsdException w:name="Normal" w:uiPriority="0" w:qFormat="1"/>
     <w:lsdException w:name="heading 1" w:uiPriority="9" w:qFormat="1"/>
     <w:lsdException w:name="heading 2" w:semiHidden="1" w:uiPriority="9" w:unhideWhenUsed="1" w:qFormat="1"/>
@@ -453,11 +505,6 @@
     <w:lsdException w:name="List Table 5 Dark Accent 6" w:uiPriority="50"/>
     <w:lsdException w:name="List Table 6 Colorful Accent 6" w:uiPriority="51"/>
     <w:lsdException w:name="List Table 7 Colorful Accent 6" w:uiPriority="52"/>
-    <w:lsdException w:name="Mention" w:semiHidden="1" w:unhideWhenUsed="1"/>
-    <w:lsdException w:name="Smart Hyperlink" w:semiHidden="1" w:unhideWhenUsed="1"/>
-    <w:lsdException w:name="Hashtag" w:semiHidden="1" w:unhideWhenUsed="1"/>
-    <w:lsdException w:name="Unresolved Mention" w:semiHidden="1" w:unhideWhenUsed="1"/>
-    <w:lsdException w:name="Smart Link" w:semiHidden="1" w:unhideWhenUsed="1"/>
   </w:latentStyles>
   <w:style w:type="paragraph" w:default="1" w:styleId="Normal">
     <w:name w:val="Normal"/>
@@ -918,7 +965,7 @@
       <w:contextualSpacing/>
     </w:pPr>
   </w:style>
-  <w:style w:type="character" w:styleId="Accentuationintense">
+  <w:style w:type="character" w:styleId="Emphaseintense">
     <w:name w:val="Intense Emphasis"/>
     <w:basedOn w:val="Policepardfaut"/>
     <w:uiPriority w:val="21"/>

--- a/rapport1.docx
+++ b/rapport1.docx
@@ -1,6 +1,6 @@
 
 <file path=word/document.xml><?xml version="1.0" encoding="utf-8"?>
-<w:document xmlns:wpc="http://schemas.microsoft.com/office/word/2010/wordprocessingCanvas" xmlns:mc="http://schemas.openxmlformats.org/markup-compatibility/2006" xmlns:o="urn:schemas-microsoft-com:office:office" xmlns:r="http://schemas.openxmlformats.org/officeDocument/2006/relationships" xmlns:m="http://schemas.openxmlformats.org/officeDocument/2006/math" xmlns:v="urn:schemas-microsoft-com:vml" xmlns:wp14="http://schemas.microsoft.com/office/word/2010/wordprocessingDrawing" xmlns:wp="http://schemas.openxmlformats.org/drawingml/2006/wordprocessingDrawing" xmlns:w10="urn:schemas-microsoft-com:office:word" xmlns:w="http://schemas.openxmlformats.org/wordprocessingml/2006/main" xmlns:w14="http://schemas.microsoft.com/office/word/2010/wordml" xmlns:w15="http://schemas.microsoft.com/office/word/2012/wordml" xmlns:wpg="http://schemas.microsoft.com/office/word/2010/wordprocessingGroup" xmlns:wpi="http://schemas.microsoft.com/office/word/2010/wordprocessingInk" xmlns:wne="http://schemas.microsoft.com/office/word/2006/wordml" xmlns:wps="http://schemas.microsoft.com/office/word/2010/wordprocessingShape" mc:Ignorable="w14 w15 wp14">
+<w:document xmlns:wpc="http://schemas.microsoft.com/office/word/2010/wordprocessingCanvas" xmlns:cx="http://schemas.microsoft.com/office/drawing/2014/chartex" xmlns:cx1="http://schemas.microsoft.com/office/drawing/2015/9/8/chartex" xmlns:cx2="http://schemas.microsoft.com/office/drawing/2015/10/21/chartex" xmlns:cx3="http://schemas.microsoft.com/office/drawing/2016/5/9/chartex" xmlns:cx4="http://schemas.microsoft.com/office/drawing/2016/5/10/chartex" xmlns:cx5="http://schemas.microsoft.com/office/drawing/2016/5/11/chartex" xmlns:cx6="http://schemas.microsoft.com/office/drawing/2016/5/12/chartex" xmlns:cx7="http://schemas.microsoft.com/office/drawing/2016/5/13/chartex" xmlns:cx8="http://schemas.microsoft.com/office/drawing/2016/5/14/chartex" xmlns:mc="http://schemas.openxmlformats.org/markup-compatibility/2006" xmlns:aink="http://schemas.microsoft.com/office/drawing/2016/ink" xmlns:am3d="http://schemas.microsoft.com/office/drawing/2017/model3d" xmlns:o="urn:schemas-microsoft-com:office:office" xmlns:oel="http://schemas.microsoft.com/office/2019/extlst" xmlns:r="http://schemas.openxmlformats.org/officeDocument/2006/relationships" xmlns:m="http://schemas.openxmlformats.org/officeDocument/2006/math" xmlns:v="urn:schemas-microsoft-com:vml" xmlns:wp14="http://schemas.microsoft.com/office/word/2010/wordprocessingDrawing" xmlns:wp="http://schemas.openxmlformats.org/drawingml/2006/wordprocessingDrawing" xmlns:w10="urn:schemas-microsoft-com:office:word" xmlns:w="http://schemas.openxmlformats.org/wordprocessingml/2006/main" xmlns:w14="http://schemas.microsoft.com/office/word/2010/wordml" xmlns:w15="http://schemas.microsoft.com/office/word/2012/wordml" xmlns:w16cex="http://schemas.microsoft.com/office/word/2018/wordml/cex" xmlns:w16cid="http://schemas.microsoft.com/office/word/2016/wordml/cid" xmlns:w16="http://schemas.microsoft.com/office/word/2018/wordml" xmlns:w16du="http://schemas.microsoft.com/office/word/2023/wordml/word16du" xmlns:w16sdtdh="http://schemas.microsoft.com/office/word/2020/wordml/sdtdatahash" xmlns:w16sdtfl="http://schemas.microsoft.com/office/word/2024/wordml/sdtformatlock" xmlns:w16se="http://schemas.microsoft.com/office/word/2015/wordml/symex" xmlns:wpg="http://schemas.microsoft.com/office/word/2010/wordprocessingGroup" xmlns:wpi="http://schemas.microsoft.com/office/word/2010/wordprocessingInk" xmlns:wne="http://schemas.microsoft.com/office/word/2006/wordml" xmlns:wps="http://schemas.microsoft.com/office/word/2010/wordprocessingShape" mc:Ignorable="w14 w15 w16se w16cid w16 w16cex w16sdtdh w16sdtfl w16du wp14">
   <w:body>
     <w:p>
       <w:pPr>
@@ -8,14 +8,12 @@
           <w:lang w:val="fr-FR"/>
         </w:rPr>
       </w:pPr>
-      <w:proofErr w:type="spellStart"/>
       <w:r>
         <w:rPr>
           <w:lang w:val="fr-FR"/>
         </w:rPr>
         <w:t>Hgghghjjh</w:t>
       </w:r>
-      <w:proofErr w:type="spellEnd"/>
     </w:p>
     <w:p>
       <w:pPr>
@@ -23,7 +21,6 @@
           <w:lang w:val="fr-FR"/>
         </w:rPr>
       </w:pPr>
-      <w:proofErr w:type="spellStart"/>
       <w:r>
         <w:rPr>
           <w:lang w:val="fr-FR"/>
@@ -36,7 +33,6 @@
         </w:rPr>
         <w:t>hhjhjkxw</w:t>
       </w:r>
-      <w:proofErr w:type="spellEnd"/>
     </w:p>
     <w:p>
       <w:pPr>
@@ -44,28 +40,19 @@
           <w:lang w:val="fr-FR"/>
         </w:rPr>
       </w:pPr>
-      <w:proofErr w:type="spellStart"/>
       <w:r>
         <w:rPr>
           <w:lang w:val="fr-FR"/>
         </w:rPr>
         <w:t>Jhshqsh</w:t>
       </w:r>
-      <w:proofErr w:type="spellEnd"/>
       <w:r>
         <w:rPr>
           <w:lang w:val="fr-FR"/>
         </w:rPr>
         <w:br/>
-      </w:r>
-      <w:proofErr w:type="spellStart"/>
-      <w:r>
-        <w:rPr>
-          <w:lang w:val="fr-FR"/>
-        </w:rPr>
         <w:t>qshghjqshjqsgh</w:t>
       </w:r>
-      <w:proofErr w:type="spellEnd"/>
     </w:p>
     <w:p>
       <w:pPr>
@@ -73,14 +60,6 @@
           <w:lang w:val="fr-FR"/>
         </w:rPr>
       </w:pPr>
-      <w:proofErr w:type="spellStart"/>
-      <w:r>
-        <w:rPr>
-          <w:lang w:val="fr-FR"/>
-        </w:rPr>
-        <w:t>Jjkjkjkj</w:t>
-      </w:r>
-      <w:proofErr w:type="spellEnd"/>
     </w:p>
     <w:p>
       <w:pPr>
@@ -88,23 +67,12 @@
           <w:lang w:val="fr-FR"/>
         </w:rPr>
       </w:pPr>
-      <w:proofErr w:type="spellStart"/>
       <w:r>
         <w:rPr>
           <w:lang w:val="fr-FR"/>
         </w:rPr>
-        <w:t>Jkhjkjkjk</w:t>
+        <w:t>Hello everyone</w:t>
       </w:r>
-      <w:proofErr w:type="spellEnd"/>
-    </w:p>
-    <w:p>
-      <w:pPr>
-        <w:rPr>
-          <w:lang w:val="fr-FR"/>
-        </w:rPr>
-      </w:pPr>
-      <w:bookmarkStart w:id="0" w:name="_GoBack"/>
-      <w:bookmarkEnd w:id="0"/>
     </w:p>
     <w:sectPr>
       <w:pgSz w:w="11906" w:h="16838"/>
@@ -117,7 +85,7 @@
 </file>
 
 <file path=word/styles.xml><?xml version="1.0" encoding="utf-8"?>
-<w:styles xmlns:mc="http://schemas.openxmlformats.org/markup-compatibility/2006" xmlns:r="http://schemas.openxmlformats.org/officeDocument/2006/relationships" xmlns:w="http://schemas.openxmlformats.org/wordprocessingml/2006/main" xmlns:w14="http://schemas.microsoft.com/office/word/2010/wordml" xmlns:w15="http://schemas.microsoft.com/office/word/2012/wordml" mc:Ignorable="w14 w15">
+<w:styles xmlns:mc="http://schemas.openxmlformats.org/markup-compatibility/2006" xmlns:r="http://schemas.openxmlformats.org/officeDocument/2006/relationships" xmlns:w="http://schemas.openxmlformats.org/wordprocessingml/2006/main" xmlns:w14="http://schemas.microsoft.com/office/word/2010/wordml" xmlns:w15="http://schemas.microsoft.com/office/word/2012/wordml" xmlns:w16cex="http://schemas.microsoft.com/office/word/2018/wordml/cex" xmlns:w16cid="http://schemas.microsoft.com/office/word/2016/wordml/cid" xmlns:w16="http://schemas.microsoft.com/office/word/2018/wordml" xmlns:w16du="http://schemas.microsoft.com/office/word/2023/wordml/word16du" xmlns:w16sdtdh="http://schemas.microsoft.com/office/word/2020/wordml/sdtdatahash" xmlns:w16sdtfl="http://schemas.microsoft.com/office/word/2024/wordml/sdtformatlock" xmlns:w16se="http://schemas.microsoft.com/office/word/2015/wordml/symex" mc:Ignorable="w14 w15 w16se w16cid w16 w16cex w16sdtdh w16sdtfl w16du">
   <w:docDefaults>
     <w:rPrDefault>
       <w:rPr>
@@ -133,7 +101,7 @@
       </w:pPr>
     </w:pPrDefault>
   </w:docDefaults>
-  <w:latentStyles w:defLockedState="0" w:defUIPriority="99" w:defSemiHidden="0" w:defUnhideWhenUsed="0" w:defQFormat="0" w:count="371">
+  <w:latentStyles w:defLockedState="0" w:defUIPriority="99" w:defSemiHidden="0" w:defUnhideWhenUsed="0" w:defQFormat="0" w:count="376">
     <w:lsdException w:name="Normal" w:uiPriority="0" w:qFormat="1"/>
     <w:lsdException w:name="heading 1" w:uiPriority="9" w:qFormat="1"/>
     <w:lsdException w:name="heading 2" w:semiHidden="1" w:uiPriority="9" w:unhideWhenUsed="1" w:qFormat="1"/>
@@ -505,16 +473,21 @@
     <w:lsdException w:name="List Table 5 Dark Accent 6" w:uiPriority="50"/>
     <w:lsdException w:name="List Table 6 Colorful Accent 6" w:uiPriority="51"/>
     <w:lsdException w:name="List Table 7 Colorful Accent 6" w:uiPriority="52"/>
+    <w:lsdException w:name="Mention" w:semiHidden="1" w:unhideWhenUsed="1"/>
+    <w:lsdException w:name="Smart Hyperlink" w:semiHidden="1" w:unhideWhenUsed="1"/>
+    <w:lsdException w:name="Hashtag" w:semiHidden="1" w:unhideWhenUsed="1"/>
+    <w:lsdException w:name="Unresolved Mention" w:semiHidden="1" w:unhideWhenUsed="1"/>
+    <w:lsdException w:name="Smart Link" w:semiHidden="1" w:unhideWhenUsed="1"/>
   </w:latentStyles>
   <w:style w:type="paragraph" w:default="1" w:styleId="Normal">
     <w:name w:val="Normal"/>
     <w:qFormat/>
   </w:style>
-  <w:style w:type="paragraph" w:styleId="Titre1">
+  <w:style w:type="paragraph" w:styleId="Heading1">
     <w:name w:val="heading 1"/>
     <w:basedOn w:val="Normal"/>
     <w:next w:val="Normal"/>
-    <w:link w:val="Titre1Car"/>
+    <w:link w:val="Heading1Char"/>
     <w:uiPriority w:val="9"/>
     <w:qFormat/>
     <w:rsid w:val="003319BA"/>
@@ -531,11 +504,11 @@
       <w:szCs w:val="40"/>
     </w:rPr>
   </w:style>
-  <w:style w:type="paragraph" w:styleId="Titre2">
+  <w:style w:type="paragraph" w:styleId="Heading2">
     <w:name w:val="heading 2"/>
     <w:basedOn w:val="Normal"/>
     <w:next w:val="Normal"/>
-    <w:link w:val="Titre2Car"/>
+    <w:link w:val="Heading2Char"/>
     <w:uiPriority w:val="9"/>
     <w:semiHidden/>
     <w:unhideWhenUsed/>
@@ -554,11 +527,11 @@
       <w:szCs w:val="32"/>
     </w:rPr>
   </w:style>
-  <w:style w:type="paragraph" w:styleId="Titre3">
+  <w:style w:type="paragraph" w:styleId="Heading3">
     <w:name w:val="heading 3"/>
     <w:basedOn w:val="Normal"/>
     <w:next w:val="Normal"/>
-    <w:link w:val="Titre3Car"/>
+    <w:link w:val="Heading3Char"/>
     <w:uiPriority w:val="9"/>
     <w:semiHidden/>
     <w:unhideWhenUsed/>
@@ -577,11 +550,11 @@
       <w:szCs w:val="28"/>
     </w:rPr>
   </w:style>
-  <w:style w:type="paragraph" w:styleId="Titre4">
+  <w:style w:type="paragraph" w:styleId="Heading4">
     <w:name w:val="heading 4"/>
     <w:basedOn w:val="Normal"/>
     <w:next w:val="Normal"/>
-    <w:link w:val="Titre4Car"/>
+    <w:link w:val="Heading4Char"/>
     <w:uiPriority w:val="9"/>
     <w:semiHidden/>
     <w:unhideWhenUsed/>
@@ -600,11 +573,11 @@
       <w:color w:val="2E74B5" w:themeColor="accent1" w:themeShade="BF"/>
     </w:rPr>
   </w:style>
-  <w:style w:type="paragraph" w:styleId="Titre5">
+  <w:style w:type="paragraph" w:styleId="Heading5">
     <w:name w:val="heading 5"/>
     <w:basedOn w:val="Normal"/>
     <w:next w:val="Normal"/>
-    <w:link w:val="Titre5Car"/>
+    <w:link w:val="Heading5Char"/>
     <w:uiPriority w:val="9"/>
     <w:semiHidden/>
     <w:unhideWhenUsed/>
@@ -621,11 +594,11 @@
       <w:color w:val="2E74B5" w:themeColor="accent1" w:themeShade="BF"/>
     </w:rPr>
   </w:style>
-  <w:style w:type="paragraph" w:styleId="Titre6">
+  <w:style w:type="paragraph" w:styleId="Heading6">
     <w:name w:val="heading 6"/>
     <w:basedOn w:val="Normal"/>
     <w:next w:val="Normal"/>
-    <w:link w:val="Titre6Car"/>
+    <w:link w:val="Heading6Char"/>
     <w:uiPriority w:val="9"/>
     <w:semiHidden/>
     <w:unhideWhenUsed/>
@@ -644,11 +617,11 @@
       <w:color w:val="595959" w:themeColor="text1" w:themeTint="A6"/>
     </w:rPr>
   </w:style>
-  <w:style w:type="paragraph" w:styleId="Titre7">
+  <w:style w:type="paragraph" w:styleId="Heading7">
     <w:name w:val="heading 7"/>
     <w:basedOn w:val="Normal"/>
     <w:next w:val="Normal"/>
-    <w:link w:val="Titre7Car"/>
+    <w:link w:val="Heading7Char"/>
     <w:uiPriority w:val="9"/>
     <w:semiHidden/>
     <w:unhideWhenUsed/>
@@ -665,11 +638,11 @@
       <w:color w:val="595959" w:themeColor="text1" w:themeTint="A6"/>
     </w:rPr>
   </w:style>
-  <w:style w:type="paragraph" w:styleId="Titre8">
+  <w:style w:type="paragraph" w:styleId="Heading8">
     <w:name w:val="heading 8"/>
     <w:basedOn w:val="Normal"/>
     <w:next w:val="Normal"/>
-    <w:link w:val="Titre8Car"/>
+    <w:link w:val="Heading8Char"/>
     <w:uiPriority w:val="9"/>
     <w:semiHidden/>
     <w:unhideWhenUsed/>
@@ -688,11 +661,11 @@
       <w:color w:val="272727" w:themeColor="text1" w:themeTint="D8"/>
     </w:rPr>
   </w:style>
-  <w:style w:type="paragraph" w:styleId="Titre9">
+  <w:style w:type="paragraph" w:styleId="Heading9">
     <w:name w:val="heading 9"/>
     <w:basedOn w:val="Normal"/>
     <w:next w:val="Normal"/>
-    <w:link w:val="Titre9Car"/>
+    <w:link w:val="Heading9Char"/>
     <w:uiPriority w:val="9"/>
     <w:semiHidden/>
     <w:unhideWhenUsed/>
@@ -709,13 +682,13 @@
       <w:color w:val="272727" w:themeColor="text1" w:themeTint="D8"/>
     </w:rPr>
   </w:style>
-  <w:style w:type="character" w:default="1" w:styleId="Policepardfaut">
+  <w:style w:type="character" w:default="1" w:styleId="DefaultParagraphFont">
     <w:name w:val="Default Paragraph Font"/>
     <w:uiPriority w:val="1"/>
     <w:semiHidden/>
     <w:unhideWhenUsed/>
   </w:style>
-  <w:style w:type="table" w:default="1" w:styleId="TableauNormal">
+  <w:style w:type="table" w:default="1" w:styleId="TableNormal">
     <w:name w:val="Normal Table"/>
     <w:uiPriority w:val="99"/>
     <w:semiHidden/>
@@ -730,16 +703,16 @@
       </w:tblCellMar>
     </w:tblPr>
   </w:style>
-  <w:style w:type="numbering" w:default="1" w:styleId="Aucuneliste">
+  <w:style w:type="numbering" w:default="1" w:styleId="NoList">
     <w:name w:val="No List"/>
     <w:uiPriority w:val="99"/>
     <w:semiHidden/>
     <w:unhideWhenUsed/>
   </w:style>
-  <w:style w:type="character" w:customStyle="1" w:styleId="Titre1Car">
-    <w:name w:val="Titre 1 Car"/>
-    <w:basedOn w:val="Policepardfaut"/>
-    <w:link w:val="Titre1"/>
+  <w:style w:type="character" w:customStyle="1" w:styleId="Heading1Char">
+    <w:name w:val="Heading 1 Char"/>
+    <w:basedOn w:val="DefaultParagraphFont"/>
+    <w:link w:val="Heading1"/>
     <w:uiPriority w:val="9"/>
     <w:rsid w:val="003319BA"/>
     <w:rPr>
@@ -749,10 +722,10 @@
       <w:szCs w:val="40"/>
     </w:rPr>
   </w:style>
-  <w:style w:type="character" w:customStyle="1" w:styleId="Titre2Car">
-    <w:name w:val="Titre 2 Car"/>
-    <w:basedOn w:val="Policepardfaut"/>
-    <w:link w:val="Titre2"/>
+  <w:style w:type="character" w:customStyle="1" w:styleId="Heading2Char">
+    <w:name w:val="Heading 2 Char"/>
+    <w:basedOn w:val="DefaultParagraphFont"/>
+    <w:link w:val="Heading2"/>
     <w:uiPriority w:val="9"/>
     <w:semiHidden/>
     <w:rsid w:val="003319BA"/>
@@ -763,10 +736,10 @@
       <w:szCs w:val="32"/>
     </w:rPr>
   </w:style>
-  <w:style w:type="character" w:customStyle="1" w:styleId="Titre3Car">
-    <w:name w:val="Titre 3 Car"/>
-    <w:basedOn w:val="Policepardfaut"/>
-    <w:link w:val="Titre3"/>
+  <w:style w:type="character" w:customStyle="1" w:styleId="Heading3Char">
+    <w:name w:val="Heading 3 Char"/>
+    <w:basedOn w:val="DefaultParagraphFont"/>
+    <w:link w:val="Heading3"/>
     <w:uiPriority w:val="9"/>
     <w:semiHidden/>
     <w:rsid w:val="003319BA"/>
@@ -777,10 +750,10 @@
       <w:szCs w:val="28"/>
     </w:rPr>
   </w:style>
-  <w:style w:type="character" w:customStyle="1" w:styleId="Titre4Car">
-    <w:name w:val="Titre 4 Car"/>
-    <w:basedOn w:val="Policepardfaut"/>
-    <w:link w:val="Titre4"/>
+  <w:style w:type="character" w:customStyle="1" w:styleId="Heading4Char">
+    <w:name w:val="Heading 4 Char"/>
+    <w:basedOn w:val="DefaultParagraphFont"/>
+    <w:link w:val="Heading4"/>
     <w:uiPriority w:val="9"/>
     <w:semiHidden/>
     <w:rsid w:val="003319BA"/>
@@ -791,22 +764,22 @@
       <w:color w:val="2E74B5" w:themeColor="accent1" w:themeShade="BF"/>
     </w:rPr>
   </w:style>
-  <w:style w:type="character" w:customStyle="1" w:styleId="Titre5Car">
-    <w:name w:val="Titre 5 Car"/>
-    <w:basedOn w:val="Policepardfaut"/>
-    <w:link w:val="Titre5"/>
-    <w:uiPriority w:val="9"/>
-    <w:semiHidden/>
-    <w:rsid w:val="003319BA"/>
-    <w:rPr>
-      <w:rFonts w:eastAsiaTheme="majorEastAsia" w:cstheme="majorBidi"/>
-      <w:color w:val="2E74B5" w:themeColor="accent1" w:themeShade="BF"/>
-    </w:rPr>
-  </w:style>
-  <w:style w:type="character" w:customStyle="1" w:styleId="Titre6Car">
-    <w:name w:val="Titre 6 Car"/>
-    <w:basedOn w:val="Policepardfaut"/>
-    <w:link w:val="Titre6"/>
+  <w:style w:type="character" w:customStyle="1" w:styleId="Heading5Char">
+    <w:name w:val="Heading 5 Char"/>
+    <w:basedOn w:val="DefaultParagraphFont"/>
+    <w:link w:val="Heading5"/>
+    <w:uiPriority w:val="9"/>
+    <w:semiHidden/>
+    <w:rsid w:val="003319BA"/>
+    <w:rPr>
+      <w:rFonts w:eastAsiaTheme="majorEastAsia" w:cstheme="majorBidi"/>
+      <w:color w:val="2E74B5" w:themeColor="accent1" w:themeShade="BF"/>
+    </w:rPr>
+  </w:style>
+  <w:style w:type="character" w:customStyle="1" w:styleId="Heading6Char">
+    <w:name w:val="Heading 6 Char"/>
+    <w:basedOn w:val="DefaultParagraphFont"/>
+    <w:link w:val="Heading6"/>
     <w:uiPriority w:val="9"/>
     <w:semiHidden/>
     <w:rsid w:val="003319BA"/>
@@ -817,10 +790,10 @@
       <w:color w:val="595959" w:themeColor="text1" w:themeTint="A6"/>
     </w:rPr>
   </w:style>
-  <w:style w:type="character" w:customStyle="1" w:styleId="Titre7Car">
-    <w:name w:val="Titre 7 Car"/>
-    <w:basedOn w:val="Policepardfaut"/>
-    <w:link w:val="Titre7"/>
+  <w:style w:type="character" w:customStyle="1" w:styleId="Heading7Char">
+    <w:name w:val="Heading 7 Char"/>
+    <w:basedOn w:val="DefaultParagraphFont"/>
+    <w:link w:val="Heading7"/>
     <w:uiPriority w:val="9"/>
     <w:semiHidden/>
     <w:rsid w:val="003319BA"/>
@@ -829,10 +802,10 @@
       <w:color w:val="595959" w:themeColor="text1" w:themeTint="A6"/>
     </w:rPr>
   </w:style>
-  <w:style w:type="character" w:customStyle="1" w:styleId="Titre8Car">
-    <w:name w:val="Titre 8 Car"/>
-    <w:basedOn w:val="Policepardfaut"/>
-    <w:link w:val="Titre8"/>
+  <w:style w:type="character" w:customStyle="1" w:styleId="Heading8Char">
+    <w:name w:val="Heading 8 Char"/>
+    <w:basedOn w:val="DefaultParagraphFont"/>
+    <w:link w:val="Heading8"/>
     <w:uiPriority w:val="9"/>
     <w:semiHidden/>
     <w:rsid w:val="003319BA"/>
@@ -843,10 +816,10 @@
       <w:color w:val="272727" w:themeColor="text1" w:themeTint="D8"/>
     </w:rPr>
   </w:style>
-  <w:style w:type="character" w:customStyle="1" w:styleId="Titre9Car">
-    <w:name w:val="Titre 9 Car"/>
-    <w:basedOn w:val="Policepardfaut"/>
-    <w:link w:val="Titre9"/>
+  <w:style w:type="character" w:customStyle="1" w:styleId="Heading9Char">
+    <w:name w:val="Heading 9 Char"/>
+    <w:basedOn w:val="DefaultParagraphFont"/>
+    <w:link w:val="Heading9"/>
     <w:uiPriority w:val="9"/>
     <w:semiHidden/>
     <w:rsid w:val="003319BA"/>
@@ -855,11 +828,11 @@
       <w:color w:val="272727" w:themeColor="text1" w:themeTint="D8"/>
     </w:rPr>
   </w:style>
-  <w:style w:type="paragraph" w:styleId="Titre">
+  <w:style w:type="paragraph" w:styleId="Title">
     <w:name w:val="Title"/>
     <w:basedOn w:val="Normal"/>
     <w:next w:val="Normal"/>
-    <w:link w:val="TitreCar"/>
+    <w:link w:val="TitleChar"/>
     <w:uiPriority w:val="10"/>
     <w:qFormat/>
     <w:rsid w:val="003319BA"/>
@@ -875,10 +848,10 @@
       <w:szCs w:val="56"/>
     </w:rPr>
   </w:style>
-  <w:style w:type="character" w:customStyle="1" w:styleId="TitreCar">
-    <w:name w:val="Titre Car"/>
-    <w:basedOn w:val="Policepardfaut"/>
-    <w:link w:val="Titre"/>
+  <w:style w:type="character" w:customStyle="1" w:styleId="TitleChar">
+    <w:name w:val="Title Char"/>
+    <w:basedOn w:val="DefaultParagraphFont"/>
+    <w:link w:val="Title"/>
     <w:uiPriority w:val="10"/>
     <w:rsid w:val="003319BA"/>
     <w:rPr>
@@ -889,11 +862,11 @@
       <w:szCs w:val="56"/>
     </w:rPr>
   </w:style>
-  <w:style w:type="paragraph" w:styleId="Sous-titre">
+  <w:style w:type="paragraph" w:styleId="Subtitle">
     <w:name w:val="Subtitle"/>
     <w:basedOn w:val="Normal"/>
     <w:next w:val="Normal"/>
-    <w:link w:val="Sous-titreCar"/>
+    <w:link w:val="SubtitleChar"/>
     <w:uiPriority w:val="11"/>
     <w:qFormat/>
     <w:rsid w:val="003319BA"/>
@@ -910,10 +883,10 @@
       <w:szCs w:val="28"/>
     </w:rPr>
   </w:style>
-  <w:style w:type="character" w:customStyle="1" w:styleId="Sous-titreCar">
-    <w:name w:val="Sous-titre Car"/>
-    <w:basedOn w:val="Policepardfaut"/>
-    <w:link w:val="Sous-titre"/>
+  <w:style w:type="character" w:customStyle="1" w:styleId="SubtitleChar">
+    <w:name w:val="Subtitle Char"/>
+    <w:basedOn w:val="DefaultParagraphFont"/>
+    <w:link w:val="Subtitle"/>
     <w:uiPriority w:val="11"/>
     <w:rsid w:val="003319BA"/>
     <w:rPr>
@@ -924,11 +897,11 @@
       <w:szCs w:val="28"/>
     </w:rPr>
   </w:style>
-  <w:style w:type="paragraph" w:styleId="Citation">
+  <w:style w:type="paragraph" w:styleId="Quote">
     <w:name w:val="Quote"/>
     <w:basedOn w:val="Normal"/>
     <w:next w:val="Normal"/>
-    <w:link w:val="CitationCar"/>
+    <w:link w:val="QuoteChar"/>
     <w:uiPriority w:val="29"/>
     <w:qFormat/>
     <w:rsid w:val="003319BA"/>
@@ -942,10 +915,10 @@
       <w:color w:val="404040" w:themeColor="text1" w:themeTint="BF"/>
     </w:rPr>
   </w:style>
-  <w:style w:type="character" w:customStyle="1" w:styleId="CitationCar">
-    <w:name w:val="Citation Car"/>
-    <w:basedOn w:val="Policepardfaut"/>
-    <w:link w:val="Citation"/>
+  <w:style w:type="character" w:customStyle="1" w:styleId="QuoteChar">
+    <w:name w:val="Quote Char"/>
+    <w:basedOn w:val="DefaultParagraphFont"/>
+    <w:link w:val="Quote"/>
     <w:uiPriority w:val="29"/>
     <w:rsid w:val="003319BA"/>
     <w:rPr>
@@ -954,7 +927,7 @@
       <w:color w:val="404040" w:themeColor="text1" w:themeTint="BF"/>
     </w:rPr>
   </w:style>
-  <w:style w:type="paragraph" w:styleId="Paragraphedeliste">
+  <w:style w:type="paragraph" w:styleId="ListParagraph">
     <w:name w:val="List Paragraph"/>
     <w:basedOn w:val="Normal"/>
     <w:uiPriority w:val="34"/>
@@ -965,9 +938,9 @@
       <w:contextualSpacing/>
     </w:pPr>
   </w:style>
-  <w:style w:type="character" w:styleId="Emphaseintense">
+  <w:style w:type="character" w:styleId="IntenseEmphasis">
     <w:name w:val="Intense Emphasis"/>
-    <w:basedOn w:val="Policepardfaut"/>
+    <w:basedOn w:val="DefaultParagraphFont"/>
     <w:uiPriority w:val="21"/>
     <w:qFormat/>
     <w:rsid w:val="003319BA"/>
@@ -977,11 +950,11 @@
       <w:color w:val="2E74B5" w:themeColor="accent1" w:themeShade="BF"/>
     </w:rPr>
   </w:style>
-  <w:style w:type="paragraph" w:styleId="Citationintense">
+  <w:style w:type="paragraph" w:styleId="IntenseQuote">
     <w:name w:val="Intense Quote"/>
     <w:basedOn w:val="Normal"/>
     <w:next w:val="Normal"/>
-    <w:link w:val="CitationintenseCar"/>
+    <w:link w:val="IntenseQuoteChar"/>
     <w:uiPriority w:val="30"/>
     <w:qFormat/>
     <w:rsid w:val="003319BA"/>
@@ -1000,10 +973,10 @@
       <w:color w:val="2E74B5" w:themeColor="accent1" w:themeShade="BF"/>
     </w:rPr>
   </w:style>
-  <w:style w:type="character" w:customStyle="1" w:styleId="CitationintenseCar">
-    <w:name w:val="Citation intense Car"/>
-    <w:basedOn w:val="Policepardfaut"/>
-    <w:link w:val="Citationintense"/>
+  <w:style w:type="character" w:customStyle="1" w:styleId="IntenseQuoteChar">
+    <w:name w:val="Intense Quote Char"/>
+    <w:basedOn w:val="DefaultParagraphFont"/>
+    <w:link w:val="IntenseQuote"/>
     <w:uiPriority w:val="30"/>
     <w:rsid w:val="003319BA"/>
     <w:rPr>
@@ -1012,9 +985,9 @@
       <w:color w:val="2E74B5" w:themeColor="accent1" w:themeShade="BF"/>
     </w:rPr>
   </w:style>
-  <w:style w:type="character" w:styleId="Rfrenceintense">
+  <w:style w:type="character" w:styleId="IntenseReference">
     <w:name w:val="Intense Reference"/>
-    <w:basedOn w:val="Policepardfaut"/>
+    <w:basedOn w:val="DefaultParagraphFont"/>
     <w:uiPriority w:val="32"/>
     <w:qFormat/>
     <w:rsid w:val="003319BA"/>
